--- a/Reportes/poliza_fianzas.docx
+++ b/Reportes/poliza_fianzas.docx
@@ -4707,7 +4707,7 @@
                 </mc:Choice>
                 <mc:Fallback>
                   <w:pict>
-                    <v:group w14:anchorId="56981B02" id="Group 22" o:spid="_x0000_s1026" style="position:absolute;margin-left:-.85pt;margin-top:-.55pt;width:556.5pt;height:12.75pt;z-index:-15844352;mso-wrap-distance-left:0;mso-wrap-distance-right:0" coordsize="70675,1619" o:gfxdata="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">
+                    <v:group w14:anchorId="6C2EBF27" id="Group 22" o:spid="_x0000_s1026" style="position:absolute;margin-left:-.85pt;margin-top:-.55pt;width:556.5pt;height:12.75pt;z-index:-15844352;mso-wrap-distance-left:0;mso-wrap-distance-right:0" coordsize="70675,1619" o:gfxdata="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">
                       <v:shape id="Graphic 23" o:spid="_x0000_s1027" style="position:absolute;left:63;top:63;width:70549;height:1492;visibility:visible;mso-wrap-style:square;v-text-anchor:top" coordsize="7054850,149225" o:gfxdata="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" path="m7007225,l47625,,29200,3780,14049,14049,3780,29200,,47625r,53975l3780,120024r10269,15151l29200,145444r18425,3781l7007225,149225r18424,-3781l7040800,135175r10269,-15151l7054850,101600r,-53975l7051069,29200,7040800,14049,7025649,3780,7007225,xe" fillcolor="#dfdfdf" stroked="f">
                         <v:path arrowok="t"/>
                       </v:shape>
@@ -4858,7 +4858,7 @@
                 <w:spacing w:val="-5"/>
                 <w:sz w:val="17"/>
               </w:rPr>
-              <w:t>{Limite}</w:t>
+              <w:t>{Limite}{/}{/}</w:t>
             </w:r>
           </w:p>
         </w:tc>
@@ -6875,172 +6875,42 @@
     </w:p>
     <w:p>
       <w:pPr>
-        <w:spacing w:before="63" w:line="326" w:lineRule="auto"/>
-        <w:ind w:left="360"/>
-        <w:rPr>
-          <w:sz w:val="14"/>
-        </w:rPr>
+        <w:pStyle w:val="Textoindependiente"/>
+        <w:jc w:val="right"/>
       </w:pPr>
       <w:r>
-        <w:rPr>
-          <w:sz w:val="14"/>
-        </w:rPr>
-        <w:t>Firmado</w:t>
-      </w:r>
-      <w:r>
-        <w:rPr>
-          <w:rFonts w:ascii="Times New Roman"/>
-          <w:spacing w:val="-9"/>
-          <w:sz w:val="14"/>
-        </w:rPr>
-        <w:t xml:space="preserve"> </w:t>
-      </w:r>
-      <w:r>
-        <w:rPr>
-          <w:sz w:val="14"/>
-        </w:rPr>
-        <w:t>en</w:t>
-      </w:r>
-      <w:r>
-        <w:rPr>
-          <w:rFonts w:ascii="Times New Roman"/>
-          <w:spacing w:val="40"/>
-          <w:sz w:val="14"/>
-        </w:rPr>
-        <w:t xml:space="preserve"> </w:t>
-      </w:r>
-      <w:r>
-        <w:rPr>
-          <w:spacing w:val="-2"/>
-          <w:sz w:val="14"/>
-        </w:rPr>
-        <w:t>{</w:t>
+        <w:t xml:space="preserve">Firmado en </w:t>
+      </w:r>
+      <w:r>
+        <w:rPr>
+          <w:b/>
+          <w:bCs/>
+        </w:rPr>
+        <w:t>Panamá</w:t>
+      </w:r>
+      <w:r>
+        <w:t xml:space="preserve">, R. de </w:t>
+      </w:r>
+      <w:r>
+        <w:rPr>
+          <w:b/>
+          <w:bCs/>
+        </w:rPr>
+        <w:t>Panamá</w:t>
+      </w:r>
+      <w:r>
+        <w:t xml:space="preserve"> {</w:t>
       </w:r>
       <w:proofErr w:type="spellStart"/>
       <w:proofErr w:type="gramStart"/>
       <w:r>
-        <w:rPr>
-          <w:spacing w:val="-2"/>
-          <w:sz w:val="14"/>
-        </w:rPr>
         <w:t>custom.FechaActual</w:t>
       </w:r>
       <w:proofErr w:type="spellEnd"/>
       <w:proofErr w:type="gramEnd"/>
       <w:r>
-        <w:rPr>
-          <w:spacing w:val="-2"/>
-          <w:sz w:val="14"/>
-        </w:rPr>
         <w:t>}</w:t>
       </w:r>
-    </w:p>
-    <w:p>
-      <w:pPr>
-        <w:spacing w:before="63"/>
-        <w:ind w:left="76"/>
-        <w:rPr>
-          <w:rFonts w:ascii="Arial" w:hAnsi="Arial"/>
-          <w:b/>
-          <w:sz w:val="14"/>
-        </w:rPr>
-      </w:pPr>
-      <w:r>
-        <w:br w:type="column"/>
-      </w:r>
-      <w:r>
-        <w:rPr>
-          <w:rFonts w:ascii="Arial" w:hAnsi="Arial"/>
-          <w:b/>
-          <w:spacing w:val="-4"/>
-          <w:sz w:val="14"/>
-        </w:rPr>
-        <w:t>Panamá</w:t>
-      </w:r>
-    </w:p>
-    <w:p>
-      <w:pPr>
-        <w:spacing w:before="63"/>
-        <w:ind w:left="146"/>
-        <w:rPr>
-          <w:rFonts w:ascii="Arial" w:hAnsi="Arial"/>
-          <w:b/>
-          <w:sz w:val="14"/>
-        </w:rPr>
-      </w:pPr>
-      <w:r>
-        <w:br w:type="column"/>
-      </w:r>
-      <w:r>
-        <w:rPr>
-          <w:sz w:val="14"/>
-        </w:rPr>
-        <w:t>,</w:t>
-      </w:r>
-      <w:r>
-        <w:rPr>
-          <w:rFonts w:ascii="Times New Roman" w:hAnsi="Times New Roman"/>
-          <w:spacing w:val="5"/>
-          <w:sz w:val="14"/>
-        </w:rPr>
-        <w:t xml:space="preserve"> </w:t>
-      </w:r>
-      <w:r>
-        <w:rPr>
-          <w:sz w:val="14"/>
-        </w:rPr>
-        <w:t>R.</w:t>
-      </w:r>
-      <w:r>
-        <w:rPr>
-          <w:rFonts w:ascii="Times New Roman" w:hAnsi="Times New Roman"/>
-          <w:spacing w:val="6"/>
-          <w:sz w:val="14"/>
-        </w:rPr>
-        <w:t xml:space="preserve"> </w:t>
-      </w:r>
-      <w:r>
-        <w:rPr>
-          <w:sz w:val="14"/>
-        </w:rPr>
-        <w:t>de</w:t>
-      </w:r>
-      <w:r>
-        <w:rPr>
-          <w:rFonts w:ascii="Times New Roman" w:hAnsi="Times New Roman"/>
-          <w:spacing w:val="25"/>
-          <w:sz w:val="14"/>
-        </w:rPr>
-        <w:t xml:space="preserve"> </w:t>
-      </w:r>
-      <w:r>
-        <w:rPr>
-          <w:rFonts w:ascii="Arial" w:hAnsi="Arial"/>
-          <w:b/>
-          <w:spacing w:val="-2"/>
-          <w:sz w:val="14"/>
-        </w:rPr>
-        <w:t>Panamá</w:t>
-      </w:r>
-    </w:p>
-    <w:p>
-      <w:pPr>
-        <w:rPr>
-          <w:rFonts w:ascii="Arial" w:hAnsi="Arial"/>
-          <w:b/>
-          <w:sz w:val="14"/>
-        </w:rPr>
-        <w:sectPr>
-          <w:type w:val="continuous"/>
-          <w:pgSz w:w="12240" w:h="15840"/>
-          <w:pgMar w:top="400" w:right="720" w:bottom="540" w:left="360" w:header="0" w:footer="353" w:gutter="0"/>
-          <w:cols w:num="3" w:space="720" w:equalWidth="0">
-            <w:col w:w="1084" w:space="40"/>
-            <w:col w:w="610" w:space="39"/>
-            <w:col w:w="9387"/>
-          </w:cols>
-        </w:sectPr>
-      </w:pPr>
     </w:p>
     <w:p>
       <w:pPr>
@@ -7149,7 +7019,7 @@
           </mc:Choice>
           <mc:Fallback>
             <w:pict>
-              <v:group w14:anchorId="18B1C889" id="Group 39" o:spid="_x0000_s1026" style="width:240pt;height:1pt;mso-position-horizontal-relative:char;mso-position-vertical-relative:line" coordsize="30480,127" o:gfxdata="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">
+              <v:group w14:anchorId="1A22FA2E" id="Group 39" o:spid="_x0000_s1026" style="width:240pt;height:1pt;mso-position-horizontal-relative:char;mso-position-vertical-relative:line" coordsize="30480,127" o:gfxdata="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">
                 <v:shape id="Graphic 40" o:spid="_x0000_s1027" style="position:absolute;top:63;width:30480;height:13;visibility:visible;mso-wrap-style:square;v-text-anchor:top" coordsize="3048000,1270" o:gfxdata="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" path="m,l3048000,e" filled="f" strokeweight="1pt">
                   <v:path arrowok="t"/>
                 </v:shape>
@@ -7247,7 +7117,7 @@
           </mc:Choice>
           <mc:Fallback>
             <w:pict>
-              <v:shape w14:anchorId="03B7CCF3" id="Graphic 41" o:spid="_x0000_s1026" style="position:absolute;margin-left:336pt;margin-top:-1pt;width:240pt;height:.1pt;z-index:15731200;visibility:visible;mso-wrap-style:square;mso-wrap-distance-left:0;mso-wrap-distance-top:0;mso-wrap-distance-right:0;mso-wrap-distance-bottom:0;mso-position-horizontal:absolute;mso-position-horizontal-relative:page;mso-position-vertical:absolute;mso-position-vertical-relative:text;v-text-anchor:top" coordsize="3048000,1270" o:gfxdata="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" path="m,l3048000,e" filled="f" strokeweight="1pt">
+              <v:shape w14:anchorId="14BE47A7" id="Graphic 41" o:spid="_x0000_s1026" style="position:absolute;margin-left:336pt;margin-top:-1pt;width:240pt;height:.1pt;z-index:15731200;visibility:visible;mso-wrap-style:square;mso-wrap-distance-left:0;mso-wrap-distance-top:0;mso-wrap-distance-right:0;mso-wrap-distance-bottom:0;mso-position-horizontal:absolute;mso-position-horizontal-relative:page;mso-position-vertical:absolute;mso-position-vertical-relative:text;v-text-anchor:top" coordsize="3048000,1270" o:gfxdata="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" path="m,l3048000,e" filled="f" strokeweight="1pt">
                 <v:path arrowok="t"/>
                 <w10:wrap anchorx="page"/>
               </v:shape>
